--- a/CMA_B1_Ch15_AnswerKeys.docx
+++ b/CMA_B1_Ch15_AnswerKeys.docx
@@ -27,7 +27,7 @@
           <w:sz w:val="20"/>
           <w:szCs w:val="20"/>
         </w:rPr>
-        <w:t xml:space="preserve">Section 15.3 · Measuring Income: Gains, Losses, Comprehensive Income and Discontinued Operations · 35 items · keep this sheet separate from the handout</w:t>
+        <w:t xml:space="preserve">Comprehensive income and reclassification · Measuring Income: Gains, Losses, Comprehensive Income and Discontinued Operations · 35 items · keep this sheet separate from the handout</w:t>
       </w:r>
     </w:p>
     <w:tbl>
@@ -2046,7 +2046,7 @@
           <w:sz w:val="20"/>
           <w:szCs w:val="20"/>
         </w:rPr>
-        <w:t xml:space="preserve">Section 15.4 · Measuring Income: Gains, Losses, Comprehensive Income and Discontinued Operations · 34 items · keep this sheet separate from the handout</w:t>
+        <w:t xml:space="preserve">Is it a discontinued operation? · Measuring Income: Gains, Losses, Comprehensive Income and Discontinued Operations · 34 items · keep this sheet separate from the handout</w:t>
       </w:r>
     </w:p>
     <w:tbl>
@@ -3950,7 +3950,7 @@
           <w:sz w:val="20"/>
           <w:szCs w:val="20"/>
         </w:rPr>
-        <w:t xml:space="preserve">The practice set · Measuring Income: Gains, Losses, Comprehensive Income and Discontinued Operations · 36 items · keep this sheet separate from the handout</w:t>
+        <w:t xml:space="preserve">Measuring Income: exam practice · Measuring Income: Gains, Losses, Comprehensive Income and Discontinued Operations · 36 items · keep this sheet separate from the handout</w:t>
       </w:r>
     </w:p>
     <w:tbl>
